--- a/Usuarios.docx
+++ b/Usuarios.docx
@@ -4,313 +4,252 @@
   <w:body>
     <w:tbl>
       <w:tblPr>
+        <w:tblStyle w:val="Tablaconcuadrcula"/>
         <w:tblW w:w="0" w:type="auto"/>
-        <w:tblCellSpacing w:w="15" w:type="dxa"/>
-        <w:tblCellMar>
-          <w:top w:w="15" w:type="dxa"/>
-          <w:left w:w="15" w:type="dxa"/>
-          <w:bottom w:w="15" w:type="dxa"/>
-          <w:right w:w="15" w:type="dxa"/>
-        </w:tblCellMar>
         <w:tblLook w:val="04A0" w:firstRow="1" w:lastRow="0" w:firstColumn="1" w:lastColumn="0" w:noHBand="0" w:noVBand="1"/>
       </w:tblPr>
       <w:tblGrid>
-        <w:gridCol w:w="2262"/>
-        <w:gridCol w:w="1262"/>
+        <w:gridCol w:w="2495"/>
+        <w:gridCol w:w="3462"/>
+        <w:gridCol w:w="2537"/>
       </w:tblGrid>
       <w:tr>
-        <w:trPr>
-          <w:tblHeader/>
-          <w:tblCellSpacing w:w="15" w:type="dxa"/>
-        </w:trPr>
-        <w:tc>
-          <w:tcPr>
-            <w:tcW w:w="0" w:type="auto"/>
-            <w:vAlign w:val="center"/>
-            <w:hideMark/>
-          </w:tcPr>
-          <w:p>
-            <w:pPr>
-              <w:spacing w:after="0" w:line="240" w:lineRule="auto"/>
+        <w:tc>
+          <w:tcPr>
+            <w:tcW w:w="2831" w:type="dxa"/>
+          </w:tcPr>
+          <w:p>
+            <w:pPr>
+              <w:pStyle w:val="Ttulo2"/>
               <w:jc w:val="center"/>
               <w:rPr>
-                <w:rFonts w:ascii="Times New Roman" w:eastAsia="Times New Roman" w:hAnsi="Times New Roman" w:cs="Times New Roman"/>
                 <w:b/>
                 <w:bCs/>
-                <w:kern w:val="0"/>
-                <w:sz w:val="24"/>
-                <w:szCs w:val="24"/>
-                <w:lang w:eastAsia="es-ES"/>
-                <w14:ligatures w14:val="none"/>
               </w:rPr>
             </w:pPr>
             <w:r>
               <w:rPr>
-                <w:rFonts w:ascii="Times New Roman" w:eastAsia="Times New Roman" w:hAnsi="Times New Roman" w:cs="Times New Roman"/>
                 <w:b/>
                 <w:bCs/>
-                <w:kern w:val="0"/>
-                <w:sz w:val="24"/>
-                <w:szCs w:val="24"/>
-                <w:lang w:eastAsia="es-ES"/>
-                <w14:ligatures w14:val="none"/>
+                <w:color w:val="000000" w:themeColor="text1"/>
               </w:rPr>
-              <w:t>Email</w:t>
-            </w:r>
-          </w:p>
-        </w:tc>
-        <w:tc>
-          <w:tcPr>
-            <w:tcW w:w="0" w:type="auto"/>
-            <w:vAlign w:val="center"/>
-            <w:hideMark/>
-          </w:tcPr>
-          <w:p>
-            <w:pPr>
-              <w:spacing w:after="0" w:line="240" w:lineRule="auto"/>
+              <w:t>NOMBRE</w:t>
+            </w:r>
+          </w:p>
+        </w:tc>
+        <w:tc>
+          <w:tcPr>
+            <w:tcW w:w="2831" w:type="dxa"/>
+          </w:tcPr>
+          <w:p>
+            <w:pPr>
+              <w:pStyle w:val="Ttulo2"/>
               <w:jc w:val="center"/>
               <w:rPr>
-                <w:rFonts w:ascii="Times New Roman" w:eastAsia="Times New Roman" w:hAnsi="Times New Roman" w:cs="Times New Roman"/>
                 <w:b/>
                 <w:bCs/>
-                <w:kern w:val="0"/>
-                <w:sz w:val="24"/>
-                <w:szCs w:val="24"/>
-                <w:lang w:eastAsia="es-ES"/>
-                <w14:ligatures w14:val="none"/>
+                <w:color w:val="000000" w:themeColor="text1"/>
               </w:rPr>
             </w:pPr>
             <w:r>
               <w:rPr>
-                <w:rFonts w:ascii="Times New Roman" w:eastAsia="Times New Roman" w:hAnsi="Times New Roman" w:cs="Times New Roman"/>
                 <w:b/>
                 <w:bCs/>
-                <w:kern w:val="0"/>
-                <w:sz w:val="24"/>
-                <w:szCs w:val="24"/>
-                <w:lang w:eastAsia="es-ES"/>
-                <w14:ligatures w14:val="none"/>
+                <w:color w:val="000000" w:themeColor="text1"/>
               </w:rPr>
-              <w:t>Contraseña</w:t>
+              <w:t>EMAIL</w:t>
+            </w:r>
+          </w:p>
+        </w:tc>
+        <w:tc>
+          <w:tcPr>
+            <w:tcW w:w="2832" w:type="dxa"/>
+          </w:tcPr>
+          <w:p>
+            <w:pPr>
+              <w:pStyle w:val="Ttulo2"/>
+              <w:jc w:val="center"/>
+              <w:rPr>
+                <w:b/>
+                <w:bCs/>
+                <w:color w:val="000000" w:themeColor="text1"/>
+              </w:rPr>
+            </w:pPr>
+            <w:r>
+              <w:rPr>
+                <w:b/>
+                <w:bCs/>
+                <w:color w:val="000000" w:themeColor="text1"/>
+              </w:rPr>
+              <w:t>PASSWORD</w:t>
             </w:r>
           </w:p>
         </w:tc>
       </w:tr>
       <w:tr>
-        <w:trPr>
-          <w:tblCellSpacing w:w="15" w:type="dxa"/>
-        </w:trPr>
-        <w:tc>
-          <w:tcPr>
-            <w:tcW w:w="0" w:type="auto"/>
-            <w:vAlign w:val="center"/>
-            <w:hideMark/>
-          </w:tcPr>
-          <w:p>
-            <w:pPr>
-              <w:spacing w:after="0" w:line="240" w:lineRule="auto"/>
-              <w:rPr>
-                <w:rFonts w:ascii="Times New Roman" w:eastAsia="Times New Roman" w:hAnsi="Times New Roman" w:cs="Times New Roman"/>
-                <w:kern w:val="0"/>
-                <w:sz w:val="24"/>
-                <w:szCs w:val="24"/>
-                <w:lang w:eastAsia="es-ES"/>
-                <w14:ligatures w14:val="none"/>
-              </w:rPr>
-            </w:pPr>
-            <w:hyperlink r:id="rId4" w:history="1">
-              <w:r>
-                <w:rPr>
-                  <w:rFonts w:ascii="Times New Roman" w:eastAsia="Times New Roman" w:hAnsi="Times New Roman" w:cs="Times New Roman"/>
-                  <w:color w:val="0000FF"/>
-                  <w:kern w:val="0"/>
-                  <w:sz w:val="24"/>
-                  <w:szCs w:val="24"/>
-                  <w:u w:val="single"/>
-                  <w:lang w:eastAsia="es-ES"/>
-                  <w14:ligatures w14:val="none"/>
-                </w:rPr>
-                <w:t>admin@empresa.com</w:t>
-              </w:r>
-            </w:hyperlink>
-          </w:p>
-        </w:tc>
-        <w:tc>
-          <w:tcPr>
-            <w:tcW w:w="0" w:type="auto"/>
-            <w:vAlign w:val="center"/>
-            <w:hideMark/>
-          </w:tcPr>
-          <w:p>
-            <w:pPr>
-              <w:spacing w:after="0" w:line="240" w:lineRule="auto"/>
-              <w:rPr>
-                <w:rFonts w:ascii="Times New Roman" w:eastAsia="Times New Roman" w:hAnsi="Times New Roman" w:cs="Times New Roman"/>
-                <w:kern w:val="0"/>
-                <w:sz w:val="24"/>
-                <w:szCs w:val="24"/>
-                <w:lang w:eastAsia="es-ES"/>
-                <w14:ligatures w14:val="none"/>
-              </w:rPr>
-            </w:pPr>
-            <w:r>
-              <w:rPr>
-                <w:rFonts w:ascii="Times New Roman" w:eastAsia="Times New Roman" w:hAnsi="Times New Roman" w:cs="Times New Roman"/>
-                <w:b/>
-                <w:bCs/>
-                <w:kern w:val="0"/>
-                <w:sz w:val="24"/>
-                <w:szCs w:val="24"/>
-                <w:lang w:eastAsia="es-ES"/>
-                <w14:ligatures w14:val="none"/>
-              </w:rPr>
-              <w:t>admin123</w:t>
+        <w:tc>
+          <w:tcPr>
+            <w:tcW w:w="2831" w:type="dxa"/>
+          </w:tcPr>
+          <w:p>
+            <w:pPr>
+              <w:jc w:val="center"/>
+            </w:pPr>
+            <w:proofErr w:type="spellStart"/>
+            <w:r>
+              <w:t>Admin</w:t>
+            </w:r>
+            <w:proofErr w:type="spellEnd"/>
+          </w:p>
+        </w:tc>
+        <w:tc>
+          <w:tcPr>
+            <w:tcW w:w="2831" w:type="dxa"/>
+          </w:tcPr>
+          <w:p>
+            <w:pPr>
+              <w:jc w:val="center"/>
+            </w:pPr>
+            <w:r>
+              <w:t>admin@electrolugargasa.com</w:t>
+            </w:r>
+          </w:p>
+        </w:tc>
+        <w:tc>
+          <w:tcPr>
+            <w:tcW w:w="2832" w:type="dxa"/>
+          </w:tcPr>
+          <w:p>
+            <w:pPr>
+              <w:jc w:val="center"/>
+            </w:pPr>
+            <w:r>
+              <w:t>admin1234</w:t>
             </w:r>
           </w:p>
         </w:tc>
       </w:tr>
       <w:tr>
-        <w:trPr>
-          <w:tblCellSpacing w:w="15" w:type="dxa"/>
-        </w:trPr>
-        <w:tc>
-          <w:tcPr>
-            <w:tcW w:w="0" w:type="auto"/>
-            <w:vAlign w:val="center"/>
-            <w:hideMark/>
-          </w:tcPr>
-          <w:p>
-            <w:pPr>
-              <w:spacing w:after="0" w:line="240" w:lineRule="auto"/>
-              <w:rPr>
-                <w:rFonts w:ascii="Times New Roman" w:eastAsia="Times New Roman" w:hAnsi="Times New Roman" w:cs="Times New Roman"/>
-                <w:kern w:val="0"/>
-                <w:sz w:val="24"/>
-                <w:szCs w:val="24"/>
-                <w:lang w:eastAsia="es-ES"/>
-                <w14:ligatures w14:val="none"/>
-              </w:rPr>
-            </w:pPr>
-            <w:hyperlink r:id="rId5" w:history="1">
-              <w:r>
-                <w:rPr>
-                  <w:rFonts w:ascii="Times New Roman" w:eastAsia="Times New Roman" w:hAnsi="Times New Roman" w:cs="Times New Roman"/>
-                  <w:color w:val="0000FF"/>
-                  <w:kern w:val="0"/>
-                  <w:sz w:val="24"/>
-                  <w:szCs w:val="24"/>
-                  <w:u w:val="single"/>
-                  <w:lang w:eastAsia="es-ES"/>
-                  <w14:ligatures w14:val="none"/>
-                </w:rPr>
-                <w:t>user@empresa.com</w:t>
-              </w:r>
-            </w:hyperlink>
-          </w:p>
-        </w:tc>
-        <w:tc>
-          <w:tcPr>
-            <w:tcW w:w="0" w:type="auto"/>
-            <w:vAlign w:val="center"/>
-            <w:hideMark/>
-          </w:tcPr>
-          <w:p>
-            <w:pPr>
-              <w:spacing w:after="0" w:line="240" w:lineRule="auto"/>
-              <w:rPr>
-                <w:rFonts w:ascii="Times New Roman" w:eastAsia="Times New Roman" w:hAnsi="Times New Roman" w:cs="Times New Roman"/>
-                <w:kern w:val="0"/>
-                <w:sz w:val="24"/>
-                <w:szCs w:val="24"/>
-                <w:lang w:eastAsia="es-ES"/>
-                <w14:ligatures w14:val="none"/>
-              </w:rPr>
-            </w:pPr>
-            <w:r>
-              <w:rPr>
-                <w:rFonts w:ascii="Times New Roman" w:eastAsia="Times New Roman" w:hAnsi="Times New Roman" w:cs="Times New Roman"/>
-                <w:b/>
-                <w:bCs/>
-                <w:kern w:val="0"/>
-                <w:sz w:val="24"/>
-                <w:szCs w:val="24"/>
-                <w:lang w:eastAsia="es-ES"/>
-                <w14:ligatures w14:val="none"/>
-              </w:rPr>
-              <w:t>user123</w:t>
+        <w:tc>
+          <w:tcPr>
+            <w:tcW w:w="2831" w:type="dxa"/>
+          </w:tcPr>
+          <w:p>
+            <w:pPr>
+              <w:jc w:val="center"/>
+            </w:pPr>
+            <w:r>
+              <w:t>Usuario</w:t>
+            </w:r>
+          </w:p>
+        </w:tc>
+        <w:tc>
+          <w:tcPr>
+            <w:tcW w:w="2831" w:type="dxa"/>
+          </w:tcPr>
+          <w:p>
+            <w:pPr>
+              <w:jc w:val="center"/>
+            </w:pPr>
+            <w:r>
+              <w:t>user@electrolugargasa.com</w:t>
+            </w:r>
+          </w:p>
+        </w:tc>
+        <w:tc>
+          <w:tcPr>
+            <w:tcW w:w="2832" w:type="dxa"/>
+          </w:tcPr>
+          <w:p>
+            <w:pPr>
+              <w:jc w:val="center"/>
+            </w:pPr>
+            <w:r>
+              <w:t>user1234</w:t>
             </w:r>
           </w:p>
         </w:tc>
       </w:tr>
       <w:tr>
-        <w:trPr>
-          <w:tblCellSpacing w:w="15" w:type="dxa"/>
-        </w:trPr>
-        <w:tc>
-          <w:tcPr>
-            <w:tcW w:w="0" w:type="auto"/>
-            <w:vAlign w:val="center"/>
-            <w:hideMark/>
-          </w:tcPr>
-          <w:p>
-            <w:pPr>
-              <w:spacing w:after="0" w:line="240" w:lineRule="auto"/>
-              <w:rPr>
-                <w:rFonts w:ascii="Times New Roman" w:eastAsia="Times New Roman" w:hAnsi="Times New Roman" w:cs="Times New Roman"/>
-                <w:kern w:val="0"/>
-                <w:sz w:val="24"/>
-                <w:szCs w:val="24"/>
-                <w:lang w:eastAsia="es-ES"/>
-                <w14:ligatures w14:val="none"/>
-              </w:rPr>
-            </w:pPr>
-            <w:hyperlink r:id="rId6" w:history="1">
-              <w:r>
-                <w:rPr>
-                  <w:rFonts w:ascii="Times New Roman" w:eastAsia="Times New Roman" w:hAnsi="Times New Roman" w:cs="Times New Roman"/>
-                  <w:color w:val="0000FF"/>
-                  <w:kern w:val="0"/>
-                  <w:sz w:val="24"/>
-                  <w:szCs w:val="24"/>
-                  <w:u w:val="single"/>
-                  <w:lang w:eastAsia="es-ES"/>
-                  <w14:ligatures w14:val="none"/>
-                </w:rPr>
-                <w:t>tecnico@empresa.com</w:t>
-              </w:r>
-            </w:hyperlink>
-          </w:p>
-        </w:tc>
-        <w:tc>
-          <w:tcPr>
-            <w:tcW w:w="0" w:type="auto"/>
-            <w:vAlign w:val="center"/>
-            <w:hideMark/>
-          </w:tcPr>
-          <w:p>
-            <w:pPr>
-              <w:spacing w:after="0" w:line="240" w:lineRule="auto"/>
-              <w:rPr>
-                <w:rFonts w:ascii="Times New Roman" w:eastAsia="Times New Roman" w:hAnsi="Times New Roman" w:cs="Times New Roman"/>
-                <w:kern w:val="0"/>
-                <w:sz w:val="24"/>
-                <w:szCs w:val="24"/>
-                <w:lang w:eastAsia="es-ES"/>
-                <w14:ligatures w14:val="none"/>
-              </w:rPr>
-            </w:pPr>
-            <w:r>
-              <w:rPr>
-                <w:rFonts w:ascii="Times New Roman" w:eastAsia="Times New Roman" w:hAnsi="Times New Roman" w:cs="Times New Roman"/>
-                <w:b/>
-                <w:bCs/>
-                <w:kern w:val="0"/>
-                <w:sz w:val="24"/>
-                <w:szCs w:val="24"/>
-                <w:lang w:eastAsia="es-ES"/>
-                <w14:ligatures w14:val="none"/>
-              </w:rPr>
-              <w:t>tecnico123</w:t>
+        <w:tc>
+          <w:tcPr>
+            <w:tcW w:w="2831" w:type="dxa"/>
+          </w:tcPr>
+          <w:p>
+            <w:pPr>
+              <w:jc w:val="center"/>
+            </w:pPr>
+            <w:r>
+              <w:t>Transportista</w:t>
+            </w:r>
+          </w:p>
+        </w:tc>
+        <w:tc>
+          <w:tcPr>
+            <w:tcW w:w="2831" w:type="dxa"/>
+          </w:tcPr>
+          <w:p>
+            <w:pPr>
+              <w:jc w:val="center"/>
+            </w:pPr>
+            <w:r>
+              <w:t>transportista@electrolugargasa.com</w:t>
+            </w:r>
+          </w:p>
+        </w:tc>
+        <w:tc>
+          <w:tcPr>
+            <w:tcW w:w="2832" w:type="dxa"/>
+          </w:tcPr>
+          <w:p>
+            <w:pPr>
+              <w:jc w:val="center"/>
+            </w:pPr>
+            <w:r>
+              <w:t>tp1234</w:t>
+            </w:r>
+          </w:p>
+        </w:tc>
+      </w:tr>
+      <w:tr>
+        <w:tc>
+          <w:tcPr>
+            <w:tcW w:w="2831" w:type="dxa"/>
+          </w:tcPr>
+          <w:p>
+            <w:pPr>
+              <w:jc w:val="center"/>
+            </w:pPr>
+            <w:proofErr w:type="spellStart"/>
+            <w:r>
+              <w:t>Developer</w:t>
+            </w:r>
+            <w:proofErr w:type="spellEnd"/>
+          </w:p>
+        </w:tc>
+        <w:tc>
+          <w:tcPr>
+            <w:tcW w:w="2831" w:type="dxa"/>
+          </w:tcPr>
+          <w:p>
+            <w:pPr>
+              <w:jc w:val="center"/>
+            </w:pPr>
+            <w:r>
+              <w:t>manu.dev@electrolugargasa.com</w:t>
+            </w:r>
+          </w:p>
+        </w:tc>
+        <w:tc>
+          <w:tcPr>
+            <w:tcW w:w="2832" w:type="dxa"/>
+          </w:tcPr>
+          <w:p>
+            <w:pPr>
+              <w:jc w:val="center"/>
+            </w:pPr>
+            <w:r>
+              <w:t>developer1234</w:t>
             </w:r>
           </w:p>
         </w:tc>
@@ -728,6 +667,49 @@
     <w:name w:val="Normal"/>
     <w:qFormat/>
   </w:style>
+  <w:style w:type="paragraph" w:styleId="Ttulo1">
+    <w:name w:val="heading 1"/>
+    <w:basedOn w:val="Normal"/>
+    <w:next w:val="Normal"/>
+    <w:link w:val="Ttulo1Car"/>
+    <w:uiPriority w:val="9"/>
+    <w:qFormat/>
+    <w:rsid w:val="00C84980"/>
+    <w:pPr>
+      <w:keepNext/>
+      <w:keepLines/>
+      <w:spacing w:before="240" w:after="0"/>
+      <w:outlineLvl w:val="0"/>
+    </w:pPr>
+    <w:rPr>
+      <w:rFonts w:asciiTheme="majorHAnsi" w:eastAsiaTheme="majorEastAsia" w:hAnsiTheme="majorHAnsi" w:cstheme="majorBidi"/>
+      <w:color w:val="2F5496" w:themeColor="accent1" w:themeShade="BF"/>
+      <w:sz w:val="32"/>
+      <w:szCs w:val="32"/>
+    </w:rPr>
+  </w:style>
+  <w:style w:type="paragraph" w:styleId="Ttulo2">
+    <w:name w:val="heading 2"/>
+    <w:basedOn w:val="Normal"/>
+    <w:next w:val="Normal"/>
+    <w:link w:val="Ttulo2Car"/>
+    <w:uiPriority w:val="9"/>
+    <w:unhideWhenUsed/>
+    <w:qFormat/>
+    <w:rsid w:val="00C84980"/>
+    <w:pPr>
+      <w:keepNext/>
+      <w:keepLines/>
+      <w:spacing w:before="40" w:after="0"/>
+      <w:outlineLvl w:val="1"/>
+    </w:pPr>
+    <w:rPr>
+      <w:rFonts w:asciiTheme="majorHAnsi" w:eastAsiaTheme="majorEastAsia" w:hAnsiTheme="majorHAnsi" w:cstheme="majorBidi"/>
+      <w:color w:val="2F5496" w:themeColor="accent1" w:themeShade="BF"/>
+      <w:sz w:val="26"/>
+      <w:szCs w:val="26"/>
+    </w:rPr>
+  </w:style>
   <w:style w:type="character" w:default="1" w:styleId="Fuentedeprrafopredeter">
     <w:name w:val="Default Paragraph Font"/>
     <w:uiPriority w:val="1"/>
@@ -759,7 +741,6 @@
     <w:name w:val="Hyperlink"/>
     <w:basedOn w:val="Fuentedeprrafopredeter"/>
     <w:uiPriority w:val="99"/>
-    <w:semiHidden/>
     <w:unhideWhenUsed/>
     <w:rsid w:val="006F06F2"/>
     <w:rPr>
@@ -776,6 +757,106 @@
     <w:rPr>
       <w:b/>
       <w:bCs/>
+    </w:rPr>
+  </w:style>
+  <w:style w:type="table" w:styleId="Tablaconcuadrcula">
+    <w:name w:val="Table Grid"/>
+    <w:basedOn w:val="Tablanormal"/>
+    <w:uiPriority w:val="39"/>
+    <w:rsid w:val="00C84980"/>
+    <w:pPr>
+      <w:spacing w:after="0" w:line="240" w:lineRule="auto"/>
+    </w:pPr>
+    <w:tblPr>
+      <w:tblBorders>
+        <w:top w:val="single" w:sz="4" w:space="0" w:color="auto"/>
+        <w:left w:val="single" w:sz="4" w:space="0" w:color="auto"/>
+        <w:bottom w:val="single" w:sz="4" w:space="0" w:color="auto"/>
+        <w:right w:val="single" w:sz="4" w:space="0" w:color="auto"/>
+        <w:insideH w:val="single" w:sz="4" w:space="0" w:color="auto"/>
+        <w:insideV w:val="single" w:sz="4" w:space="0" w:color="auto"/>
+      </w:tblBorders>
+    </w:tblPr>
+  </w:style>
+  <w:style w:type="paragraph" w:styleId="Ttulo">
+    <w:name w:val="Title"/>
+    <w:basedOn w:val="Normal"/>
+    <w:next w:val="Normal"/>
+    <w:link w:val="TtuloCar"/>
+    <w:uiPriority w:val="10"/>
+    <w:qFormat/>
+    <w:rsid w:val="00C84980"/>
+    <w:pPr>
+      <w:spacing w:after="0" w:line="240" w:lineRule="auto"/>
+      <w:contextualSpacing/>
+    </w:pPr>
+    <w:rPr>
+      <w:rFonts w:asciiTheme="majorHAnsi" w:eastAsiaTheme="majorEastAsia" w:hAnsiTheme="majorHAnsi" w:cstheme="majorBidi"/>
+      <w:spacing w:val="-10"/>
+      <w:kern w:val="28"/>
+      <w:sz w:val="56"/>
+      <w:szCs w:val="56"/>
+    </w:rPr>
+  </w:style>
+  <w:style w:type="character" w:customStyle="1" w:styleId="TtuloCar">
+    <w:name w:val="Título Car"/>
+    <w:basedOn w:val="Fuentedeprrafopredeter"/>
+    <w:link w:val="Ttulo"/>
+    <w:uiPriority w:val="10"/>
+    <w:rsid w:val="00C84980"/>
+    <w:rPr>
+      <w:rFonts w:asciiTheme="majorHAnsi" w:eastAsiaTheme="majorEastAsia" w:hAnsiTheme="majorHAnsi" w:cstheme="majorBidi"/>
+      <w:spacing w:val="-10"/>
+      <w:kern w:val="28"/>
+      <w:sz w:val="56"/>
+      <w:szCs w:val="56"/>
+    </w:rPr>
+  </w:style>
+  <w:style w:type="character" w:customStyle="1" w:styleId="Ttulo1Car">
+    <w:name w:val="Título 1 Car"/>
+    <w:basedOn w:val="Fuentedeprrafopredeter"/>
+    <w:link w:val="Ttulo1"/>
+    <w:uiPriority w:val="9"/>
+    <w:rsid w:val="00C84980"/>
+    <w:rPr>
+      <w:rFonts w:asciiTheme="majorHAnsi" w:eastAsiaTheme="majorEastAsia" w:hAnsiTheme="majorHAnsi" w:cstheme="majorBidi"/>
+      <w:color w:val="2F5496" w:themeColor="accent1" w:themeShade="BF"/>
+      <w:sz w:val="32"/>
+      <w:szCs w:val="32"/>
+    </w:rPr>
+  </w:style>
+  <w:style w:type="paragraph" w:styleId="Sinespaciado">
+    <w:name w:val="No Spacing"/>
+    <w:uiPriority w:val="1"/>
+    <w:qFormat/>
+    <w:rsid w:val="00C84980"/>
+    <w:pPr>
+      <w:spacing w:after="0" w:line="240" w:lineRule="auto"/>
+    </w:pPr>
+  </w:style>
+  <w:style w:type="character" w:customStyle="1" w:styleId="Ttulo2Car">
+    <w:name w:val="Título 2 Car"/>
+    <w:basedOn w:val="Fuentedeprrafopredeter"/>
+    <w:link w:val="Ttulo2"/>
+    <w:uiPriority w:val="9"/>
+    <w:rsid w:val="00C84980"/>
+    <w:rPr>
+      <w:rFonts w:asciiTheme="majorHAnsi" w:eastAsiaTheme="majorEastAsia" w:hAnsiTheme="majorHAnsi" w:cstheme="majorBidi"/>
+      <w:color w:val="2F5496" w:themeColor="accent1" w:themeShade="BF"/>
+      <w:sz w:val="26"/>
+      <w:szCs w:val="26"/>
+    </w:rPr>
+  </w:style>
+  <w:style w:type="character" w:styleId="Mencinsinresolver">
+    <w:name w:val="Unresolved Mention"/>
+    <w:basedOn w:val="Fuentedeprrafopredeter"/>
+    <w:uiPriority w:val="99"/>
+    <w:semiHidden/>
+    <w:unhideWhenUsed/>
+    <w:rsid w:val="00C84980"/>
+    <w:rPr>
+      <w:color w:val="605E5C"/>
+      <w:shd w:val="clear" w:color="auto" w:fill="E1DFDD"/>
     </w:rPr>
   </w:style>
 </w:styles>

--- a/Usuarios.docx
+++ b/Usuarios.docx
@@ -250,6 +250,91 @@
             </w:pPr>
             <w:r>
               <w:t>developer1234</w:t>
+            </w:r>
+          </w:p>
+        </w:tc>
+      </w:tr>
+      <w:tr>
+        <w:tc>
+          <w:tcPr>
+            <w:tcW w:w="2831" w:type="dxa"/>
+          </w:tcPr>
+          <w:p>
+            <w:pPr>
+              <w:jc w:val="center"/>
+            </w:pPr>
+            <w:r>
+              <w:t>Transportista</w:t>
+            </w:r>
+          </w:p>
+        </w:tc>
+        <w:tc>
+          <w:tcPr>
+            <w:tcW w:w="2831" w:type="dxa"/>
+          </w:tcPr>
+          <w:p>
+            <w:pPr>
+              <w:jc w:val="center"/>
+            </w:pPr>
+            <w:r>
+              <w:t>luis@electrolugargasa.com</w:t>
+            </w:r>
+          </w:p>
+        </w:tc>
+        <w:tc>
+          <w:tcPr>
+            <w:tcW w:w="2832" w:type="dxa"/>
+          </w:tcPr>
+          <w:p>
+            <w:pPr>
+              <w:jc w:val="center"/>
+            </w:pPr>
+            <w:r>
+              <w:t>l</w:t>
+            </w:r>
+            <w:r>
+              <w:t>uis1234</w:t>
+            </w:r>
+          </w:p>
+        </w:tc>
+      </w:tr>
+      <w:tr>
+        <w:tc>
+          <w:tcPr>
+            <w:tcW w:w="2831" w:type="dxa"/>
+          </w:tcPr>
+          <w:p>
+            <w:pPr>
+              <w:jc w:val="center"/>
+            </w:pPr>
+            <w:r>
+              <w:t>Transportista</w:t>
+            </w:r>
+          </w:p>
+        </w:tc>
+        <w:tc>
+          <w:tcPr>
+            <w:tcW w:w="2831" w:type="dxa"/>
+          </w:tcPr>
+          <w:p>
+            <w:pPr>
+              <w:jc w:val="center"/>
+            </w:pPr>
+            <w:r>
+              <w:t>manuel@electrolugargasa.com</w:t>
+            </w:r>
+          </w:p>
+        </w:tc>
+        <w:tc>
+          <w:tcPr>
+            <w:tcW w:w="2832" w:type="dxa"/>
+          </w:tcPr>
+          <w:p>
+            <w:pPr>
+              <w:jc w:val="center"/>
+            </w:pPr>
+            <w:r>
+              <w:t>manuel1234</w:t>
             </w:r>
           </w:p>
         </w:tc>

--- a/Usuarios.docx
+++ b/Usuarios.docx
@@ -340,7 +340,11 @@
         </w:tc>
       </w:tr>
     </w:tbl>
-    <w:p/>
+    <w:p>
+      <w:r>
+        <w:t xml:space="preserve"> </w:t>
+      </w:r>
+    </w:p>
     <w:sectPr>
       <w:pgSz w:w="11906" w:h="16838"/>
       <w:pgMar w:top="1417" w:right="1701" w:bottom="1417" w:left="1701" w:header="708" w:footer="708" w:gutter="0"/>
@@ -349,6 +353,126 @@
     </w:sectPr>
   </w:body>
 </w:document>
+</file>
+
+<file path=word/numbering.xml><?xml version="1.0" encoding="utf-8"?>
+<w:numbering xmlns:wpc="http://schemas.microsoft.com/office/word/2010/wordprocessingCanvas" xmlns:cx="http://schemas.microsoft.com/office/drawing/2014/chartex" xmlns:cx1="http://schemas.microsoft.com/office/drawing/2015/9/8/chartex" xmlns:cx2="http://schemas.microsoft.com/office/drawing/2015/10/21/chartex" xmlns:cx3="http://schemas.microsoft.com/office/drawing/2016/5/9/chartex" xmlns:cx4="http://schemas.microsoft.com/office/drawing/2016/5/10/chartex" xmlns:cx5="http://schemas.microsoft.com/office/drawing/2016/5/11/chartex" xmlns:cx6="http://schemas.microsoft.com/office/drawing/2016/5/12/chartex" xmlns:cx7="http://schemas.microsoft.com/office/drawing/2016/5/13/chartex" xmlns:cx8="http://schemas.microsoft.com/office/drawing/2016/5/14/chartex" xmlns:mc="http://schemas.openxmlformats.org/markup-compatibility/2006" xmlns:aink="http://schemas.microsoft.com/office/drawing/2016/ink" xmlns:am3d="http://schemas.microsoft.com/office/drawing/2017/model3d" xmlns:o="urn:schemas-microsoft-com:office:office" xmlns:oel="http://schemas.microsoft.com/office/2019/extlst" xmlns:r="http://schemas.openxmlformats.org/officeDocument/2006/relationships" xmlns:m="http://schemas.openxmlformats.org/officeDocument/2006/math" xmlns:v="urn:schemas-microsoft-com:vml" xmlns:wp14="http://schemas.microsoft.com/office/word/2010/wordprocessingDrawing" xmlns:wp="http://schemas.openxmlformats.org/drawingml/2006/wordprocessingDrawing" xmlns:w10="urn:schemas-microsoft-com:office:word" xmlns:w="http://schemas.openxmlformats.org/wordprocessingml/2006/main" xmlns:w14="http://schemas.microsoft.com/office/word/2010/wordml" xmlns:w15="http://schemas.microsoft.com/office/word/2012/wordml" xmlns:w16cex="http://schemas.microsoft.com/office/word/2018/wordml/cex" xmlns:w16cid="http://schemas.microsoft.com/office/word/2016/wordml/cid" xmlns:w16="http://schemas.microsoft.com/office/word/2018/wordml" xmlns:w16sdtdh="http://schemas.microsoft.com/office/word/2020/wordml/sdtdatahash" xmlns:w16se="http://schemas.microsoft.com/office/word/2015/wordml/symex" xmlns:wpg="http://schemas.microsoft.com/office/word/2010/wordprocessingGroup" xmlns:wpi="http://schemas.microsoft.com/office/word/2010/wordprocessingInk" xmlns:wne="http://schemas.microsoft.com/office/word/2006/wordml" xmlns:wps="http://schemas.microsoft.com/office/word/2010/wordprocessingShape" mc:Ignorable="w14 w15 w16se w16cid w16 w16cex w16sdtdh wp14">
+  <w:abstractNum w:abstractNumId="0" w15:restartNumberingAfterBreak="0">
+    <w:nsid w:val="0CE56943"/>
+    <w:multiLevelType w:val="hybridMultilevel"/>
+    <w:tmpl w:val="B672ADC8"/>
+    <w:lvl w:ilvl="0" w:tplc="FB2EDC30">
+      <w:numFmt w:val="bullet"/>
+      <w:lvlText w:val="-"/>
+      <w:lvlJc w:val="left"/>
+      <w:pPr>
+        <w:ind w:left="720" w:hanging="360"/>
+      </w:pPr>
+      <w:rPr>
+        <w:rFonts w:ascii="Calibri" w:eastAsiaTheme="minorHAnsi" w:hAnsi="Calibri" w:cs="Calibri" w:hint="default"/>
+      </w:rPr>
+    </w:lvl>
+    <w:lvl w:ilvl="1" w:tplc="0C0A0003" w:tentative="1">
+      <w:start w:val="1"/>
+      <w:numFmt w:val="bullet"/>
+      <w:lvlText w:val="o"/>
+      <w:lvlJc w:val="left"/>
+      <w:pPr>
+        <w:ind w:left="1440" w:hanging="360"/>
+      </w:pPr>
+      <w:rPr>
+        <w:rFonts w:ascii="Courier New" w:hAnsi="Courier New" w:cs="Courier New" w:hint="default"/>
+      </w:rPr>
+    </w:lvl>
+    <w:lvl w:ilvl="2" w:tplc="0C0A0005" w:tentative="1">
+      <w:start w:val="1"/>
+      <w:numFmt w:val="bullet"/>
+      <w:lvlText w:val=""/>
+      <w:lvlJc w:val="left"/>
+      <w:pPr>
+        <w:ind w:left="2160" w:hanging="360"/>
+      </w:pPr>
+      <w:rPr>
+        <w:rFonts w:ascii="Wingdings" w:hAnsi="Wingdings" w:hint="default"/>
+      </w:rPr>
+    </w:lvl>
+    <w:lvl w:ilvl="3" w:tplc="0C0A0001" w:tentative="1">
+      <w:start w:val="1"/>
+      <w:numFmt w:val="bullet"/>
+      <w:lvlText w:val=""/>
+      <w:lvlJc w:val="left"/>
+      <w:pPr>
+        <w:ind w:left="2880" w:hanging="360"/>
+      </w:pPr>
+      <w:rPr>
+        <w:rFonts w:ascii="Symbol" w:hAnsi="Symbol" w:hint="default"/>
+      </w:rPr>
+    </w:lvl>
+    <w:lvl w:ilvl="4" w:tplc="0C0A0003" w:tentative="1">
+      <w:start w:val="1"/>
+      <w:numFmt w:val="bullet"/>
+      <w:lvlText w:val="o"/>
+      <w:lvlJc w:val="left"/>
+      <w:pPr>
+        <w:ind w:left="3600" w:hanging="360"/>
+      </w:pPr>
+      <w:rPr>
+        <w:rFonts w:ascii="Courier New" w:hAnsi="Courier New" w:cs="Courier New" w:hint="default"/>
+      </w:rPr>
+    </w:lvl>
+    <w:lvl w:ilvl="5" w:tplc="0C0A0005" w:tentative="1">
+      <w:start w:val="1"/>
+      <w:numFmt w:val="bullet"/>
+      <w:lvlText w:val=""/>
+      <w:lvlJc w:val="left"/>
+      <w:pPr>
+        <w:ind w:left="4320" w:hanging="360"/>
+      </w:pPr>
+      <w:rPr>
+        <w:rFonts w:ascii="Wingdings" w:hAnsi="Wingdings" w:hint="default"/>
+      </w:rPr>
+    </w:lvl>
+    <w:lvl w:ilvl="6" w:tplc="0C0A0001" w:tentative="1">
+      <w:start w:val="1"/>
+      <w:numFmt w:val="bullet"/>
+      <w:lvlText w:val=""/>
+      <w:lvlJc w:val="left"/>
+      <w:pPr>
+        <w:ind w:left="5040" w:hanging="360"/>
+      </w:pPr>
+      <w:rPr>
+        <w:rFonts w:ascii="Symbol" w:hAnsi="Symbol" w:hint="default"/>
+      </w:rPr>
+    </w:lvl>
+    <w:lvl w:ilvl="7" w:tplc="0C0A0003" w:tentative="1">
+      <w:start w:val="1"/>
+      <w:numFmt w:val="bullet"/>
+      <w:lvlText w:val="o"/>
+      <w:lvlJc w:val="left"/>
+      <w:pPr>
+        <w:ind w:left="5760" w:hanging="360"/>
+      </w:pPr>
+      <w:rPr>
+        <w:rFonts w:ascii="Courier New" w:hAnsi="Courier New" w:cs="Courier New" w:hint="default"/>
+      </w:rPr>
+    </w:lvl>
+    <w:lvl w:ilvl="8" w:tplc="0C0A0005" w:tentative="1">
+      <w:start w:val="1"/>
+      <w:numFmt w:val="bullet"/>
+      <w:lvlText w:val=""/>
+      <w:lvlJc w:val="left"/>
+      <w:pPr>
+        <w:ind w:left="6480" w:hanging="360"/>
+      </w:pPr>
+      <w:rPr>
+        <w:rFonts w:ascii="Wingdings" w:hAnsi="Wingdings" w:hint="default"/>
+      </w:rPr>
+    </w:lvl>
+  </w:abstractNum>
+  <w:num w:numId="1" w16cid:durableId="1076127753">
+    <w:abstractNumId w:val="0"/>
+  </w:num>
+</w:numbering>
 </file>
 
 <file path=word/styles.xml><?xml version="1.0" encoding="utf-8"?>
@@ -944,6 +1068,17 @@
       <w:shd w:val="clear" w:color="auto" w:fill="E1DFDD"/>
     </w:rPr>
   </w:style>
+  <w:style w:type="paragraph" w:styleId="Prrafodelista">
+    <w:name w:val="List Paragraph"/>
+    <w:basedOn w:val="Normal"/>
+    <w:uiPriority w:val="34"/>
+    <w:qFormat/>
+    <w:rsid w:val="00BD2537"/>
+    <w:pPr>
+      <w:ind w:left="720"/>
+      <w:contextualSpacing/>
+    </w:pPr>
+  </w:style>
 </w:styles>
 </file>
 
